--- a/reports/supervisors/japan/country_profile.docx
+++ b/reports/supervisors/japan/country_profile.docx
@@ -10,7 +10,7 @@
         <w:rPr>
           <w:b/>
           <w:color w:val="1B365D"/>
-          <w:sz w:val="40"/>
+          <w:sz w:val="36"/>
         </w:rPr>
         <w:t>COUNTRY PHD INTELLIGENCE: JAPAN</w:t>
       </w:r>
@@ -22,9 +22,9 @@
       <w:r>
         <w:rPr>
           <w:color w:val="64748B"/>
-          <w:sz w:val="22"/>
+          <w:sz w:val="20"/>
         </w:rPr>
-        <w:t>Academic Research Intelligence • Generated: September 17, 2026</w:t>
+        <w:t>Academic Research Intelligence • Generated: September 18, 2026</w:t>
       </w:r>
     </w:p>
     <w:p>
@@ -65,7 +65,7 @@
         <w:t>Execution Date:</w:t>
       </w:r>
       <w:r>
-        <w:t xml:space="preserve"> 2026-09-17</w:t>
+        <w:t xml:space="preserve"> 2026-09-18</w:t>
       </w:r>
     </w:p>
     <w:p>
@@ -232,6 +232,533 @@
         <w:t>3. Discovered Universities &amp; Suitability</w:t>
       </w:r>
     </w:p>
+    <w:tbl>
+      <w:tblPr>
+        <w:tblStyle w:val="TableGrid"/>
+        <w:tblW w:type="auto" w:w="0"/>
+        <w:tblLook w:firstColumn="1" w:firstRow="1" w:lastColumn="0" w:lastRow="0" w:noHBand="0" w:noVBand="1" w:val="04A0"/>
+      </w:tblPr>
+      <w:tblGrid>
+        <w:gridCol w:w="1872"/>
+        <w:gridCol w:w="1872"/>
+        <w:gridCol w:w="1872"/>
+        <w:gridCol w:w="1872"/>
+        <w:gridCol w:w="1872"/>
+      </w:tblGrid>
+      <w:tr>
+        <w:tc>
+          <w:tcPr>
+            <w:tcW w:type="dxa" w:w="1872"/>
+          </w:tcPr>
+          <w:p>
+            <w:r>
+              <w:t>University</w:t>
+            </w:r>
+          </w:p>
+        </w:tc>
+        <w:tc>
+          <w:tcPr>
+            <w:tcW w:type="dxa" w:w="1872"/>
+          </w:tcPr>
+          <w:p>
+            <w:r>
+              <w:t>Relevant Departments</w:t>
+            </w:r>
+          </w:p>
+        </w:tc>
+        <w:tc>
+          <w:tcPr>
+            <w:tcW w:type="dxa" w:w="1872"/>
+          </w:tcPr>
+          <w:p>
+            <w:r>
+              <w:t>Research Suitability</w:t>
+            </w:r>
+          </w:p>
+        </w:tc>
+        <w:tc>
+          <w:tcPr>
+            <w:tcW w:type="dxa" w:w="1872"/>
+          </w:tcPr>
+          <w:p>
+            <w:r>
+              <w:t>Funding Rating</w:t>
+            </w:r>
+          </w:p>
+        </w:tc>
+        <w:tc>
+          <w:tcPr>
+            <w:tcW w:type="dxa" w:w="1872"/>
+          </w:tcPr>
+          <w:p>
+            <w:r>
+              <w:t>Official Portal</w:t>
+            </w:r>
+          </w:p>
+        </w:tc>
+      </w:tr>
+      <w:tr>
+        <w:tc>
+          <w:tcPr>
+            <w:tcW w:type="dxa" w:w="1872"/>
+          </w:tcPr>
+          <w:p>
+            <w:r/>
+            <w:r>
+              <w:rPr>
+                <w:b/>
+              </w:rPr>
+              <w:t>Osaka University</w:t>
+            </w:r>
+            <w:r/>
+          </w:p>
+        </w:tc>
+        <w:tc>
+          <w:tcPr>
+            <w:tcW w:type="dxa" w:w="1872"/>
+          </w:tcPr>
+          <w:p>
+            <w:r>
+              <w:t>Graduate School of Information Science and Technology, Department of Computer Science</w:t>
+            </w:r>
+          </w:p>
+        </w:tc>
+        <w:tc>
+          <w:tcPr>
+            <w:tcW w:type="dxa" w:w="1872"/>
+          </w:tcPr>
+          <w:p>
+            <w:r>
+              <w:t>66.5%</w:t>
+            </w:r>
+          </w:p>
+        </w:tc>
+        <w:tc>
+          <w:tcPr>
+            <w:tcW w:type="dxa" w:w="1872"/>
+          </w:tcPr>
+          <w:p>
+            <w:r>
+              <w:t>High</w:t>
+            </w:r>
+          </w:p>
+        </w:tc>
+        <w:tc>
+          <w:tcPr>
+            <w:tcW w:type="dxa" w:w="1872"/>
+          </w:tcPr>
+          <w:p>
+            <w:r>
+              <w:t>Portal</w:t>
+            </w:r>
+          </w:p>
+        </w:tc>
+      </w:tr>
+      <w:tr>
+        <w:tc>
+          <w:tcPr>
+            <w:tcW w:type="dxa" w:w="1872"/>
+          </w:tcPr>
+          <w:p>
+            <w:r/>
+            <w:r>
+              <w:rPr>
+                <w:b/>
+              </w:rPr>
+              <w:t>The University of Tokyo</w:t>
+            </w:r>
+            <w:r/>
+          </w:p>
+        </w:tc>
+        <w:tc>
+          <w:tcPr>
+            <w:tcW w:type="dxa" w:w="1872"/>
+          </w:tcPr>
+          <w:p>
+            <w:r>
+              <w:t>Graduate School of Information Science and Technology, Department of Electrical Engineering and Information Systems (EEIS)</w:t>
+            </w:r>
+          </w:p>
+        </w:tc>
+        <w:tc>
+          <w:tcPr>
+            <w:tcW w:type="dxa" w:w="1872"/>
+          </w:tcPr>
+          <w:p>
+            <w:r>
+              <w:t>62.5%</w:t>
+            </w:r>
+          </w:p>
+        </w:tc>
+        <w:tc>
+          <w:tcPr>
+            <w:tcW w:type="dxa" w:w="1872"/>
+          </w:tcPr>
+          <w:p>
+            <w:r>
+              <w:t>High</w:t>
+            </w:r>
+          </w:p>
+        </w:tc>
+        <w:tc>
+          <w:tcPr>
+            <w:tcW w:type="dxa" w:w="1872"/>
+          </w:tcPr>
+          <w:p>
+            <w:r>
+              <w:t>Portal</w:t>
+            </w:r>
+          </w:p>
+        </w:tc>
+      </w:tr>
+      <w:tr>
+        <w:tc>
+          <w:tcPr>
+            <w:tcW w:type="dxa" w:w="1872"/>
+          </w:tcPr>
+          <w:p>
+            <w:r/>
+            <w:r>
+              <w:rPr>
+                <w:b/>
+              </w:rPr>
+              <w:t>Kyoto University</w:t>
+            </w:r>
+            <w:r/>
+          </w:p>
+        </w:tc>
+        <w:tc>
+          <w:tcPr>
+            <w:tcW w:type="dxa" w:w="1872"/>
+          </w:tcPr>
+          <w:p>
+            <w:r>
+              <w:t>Graduate School of Informatics, Department of Communications and Computer Engineering</w:t>
+            </w:r>
+          </w:p>
+        </w:tc>
+        <w:tc>
+          <w:tcPr>
+            <w:tcW w:type="dxa" w:w="1872"/>
+          </w:tcPr>
+          <w:p>
+            <w:r>
+              <w:t>59.5%</w:t>
+            </w:r>
+          </w:p>
+        </w:tc>
+        <w:tc>
+          <w:tcPr>
+            <w:tcW w:type="dxa" w:w="1872"/>
+          </w:tcPr>
+          <w:p>
+            <w:r>
+              <w:t>High</w:t>
+            </w:r>
+          </w:p>
+        </w:tc>
+        <w:tc>
+          <w:tcPr>
+            <w:tcW w:type="dxa" w:w="1872"/>
+          </w:tcPr>
+          <w:p>
+            <w:r>
+              <w:t>Portal</w:t>
+            </w:r>
+          </w:p>
+        </w:tc>
+      </w:tr>
+      <w:tr>
+        <w:tc>
+          <w:tcPr>
+            <w:tcW w:type="dxa" w:w="1872"/>
+          </w:tcPr>
+          <w:p>
+            <w:r/>
+            <w:r>
+              <w:rPr>
+                <w:b/>
+              </w:rPr>
+              <w:t>Tokyo Institute of Technology (Institute of Science Tokyo)</w:t>
+            </w:r>
+            <w:r/>
+          </w:p>
+        </w:tc>
+        <w:tc>
+          <w:tcPr>
+            <w:tcW w:type="dxa" w:w="1872"/>
+          </w:tcPr>
+          <w:p>
+            <w:r>
+              <w:t>School of Computing, Department of Computer Science</w:t>
+            </w:r>
+          </w:p>
+        </w:tc>
+        <w:tc>
+          <w:tcPr>
+            <w:tcW w:type="dxa" w:w="1872"/>
+          </w:tcPr>
+          <w:p>
+            <w:r>
+              <w:t>59.5%</w:t>
+            </w:r>
+          </w:p>
+        </w:tc>
+        <w:tc>
+          <w:tcPr>
+            <w:tcW w:type="dxa" w:w="1872"/>
+          </w:tcPr>
+          <w:p>
+            <w:r>
+              <w:t>High</w:t>
+            </w:r>
+          </w:p>
+        </w:tc>
+        <w:tc>
+          <w:tcPr>
+            <w:tcW w:type="dxa" w:w="1872"/>
+          </w:tcPr>
+          <w:p>
+            <w:r>
+              <w:t>Portal</w:t>
+            </w:r>
+          </w:p>
+        </w:tc>
+      </w:tr>
+      <w:tr>
+        <w:tc>
+          <w:tcPr>
+            <w:tcW w:type="dxa" w:w="1872"/>
+          </w:tcPr>
+          <w:p>
+            <w:r/>
+            <w:r>
+              <w:rPr>
+                <w:b/>
+              </w:rPr>
+              <w:t>Keio University</w:t>
+            </w:r>
+            <w:r/>
+          </w:p>
+        </w:tc>
+        <w:tc>
+          <w:tcPr>
+            <w:tcW w:type="dxa" w:w="1872"/>
+          </w:tcPr>
+          <w:p>
+            <w:r>
+              <w:t>Graduate School of Science and Technology, Department of Information and Computer Science</w:t>
+            </w:r>
+          </w:p>
+        </w:tc>
+        <w:tc>
+          <w:tcPr>
+            <w:tcW w:type="dxa" w:w="1872"/>
+          </w:tcPr>
+          <w:p>
+            <w:r>
+              <w:t>59.5%</w:t>
+            </w:r>
+          </w:p>
+        </w:tc>
+        <w:tc>
+          <w:tcPr>
+            <w:tcW w:type="dxa" w:w="1872"/>
+          </w:tcPr>
+          <w:p>
+            <w:r>
+              <w:t>High</w:t>
+            </w:r>
+          </w:p>
+        </w:tc>
+        <w:tc>
+          <w:tcPr>
+            <w:tcW w:type="dxa" w:w="1872"/>
+          </w:tcPr>
+          <w:p>
+            <w:r>
+              <w:t>Portal</w:t>
+            </w:r>
+          </w:p>
+        </w:tc>
+      </w:tr>
+      <w:tr>
+        <w:tc>
+          <w:tcPr>
+            <w:tcW w:type="dxa" w:w="1872"/>
+          </w:tcPr>
+          <w:p>
+            <w:r/>
+            <w:r>
+              <w:rPr>
+                <w:b/>
+              </w:rPr>
+              <w:t>Tohoku University</w:t>
+            </w:r>
+            <w:r/>
+          </w:p>
+        </w:tc>
+        <w:tc>
+          <w:tcPr>
+            <w:tcW w:type="dxa" w:w="1872"/>
+          </w:tcPr>
+          <w:p>
+            <w:r>
+              <w:t>Graduate School of Information Sciences, Research Institute of Electrical Communication (RIEC)</w:t>
+            </w:r>
+          </w:p>
+        </w:tc>
+        <w:tc>
+          <w:tcPr>
+            <w:tcW w:type="dxa" w:w="1872"/>
+          </w:tcPr>
+          <w:p>
+            <w:r>
+              <w:t>59.5%</w:t>
+            </w:r>
+          </w:p>
+        </w:tc>
+        <w:tc>
+          <w:tcPr>
+            <w:tcW w:type="dxa" w:w="1872"/>
+          </w:tcPr>
+          <w:p>
+            <w:r>
+              <w:t>High</w:t>
+            </w:r>
+          </w:p>
+        </w:tc>
+        <w:tc>
+          <w:tcPr>
+            <w:tcW w:type="dxa" w:w="1872"/>
+          </w:tcPr>
+          <w:p>
+            <w:r>
+              <w:t>Portal</w:t>
+            </w:r>
+          </w:p>
+        </w:tc>
+      </w:tr>
+      <w:tr>
+        <w:tc>
+          <w:tcPr>
+            <w:tcW w:type="dxa" w:w="1872"/>
+          </w:tcPr>
+          <w:p>
+            <w:r/>
+            <w:r>
+              <w:rPr>
+                <w:b/>
+              </w:rPr>
+              <w:t>Waseda University</w:t>
+            </w:r>
+            <w:r/>
+          </w:p>
+        </w:tc>
+        <w:tc>
+          <w:tcPr>
+            <w:tcW w:type="dxa" w:w="1872"/>
+          </w:tcPr>
+          <w:p>
+            <w:r>
+              <w:t>Faculty of Science and Engineering, Department of Computer Science and Communications Engineering</w:t>
+            </w:r>
+          </w:p>
+        </w:tc>
+        <w:tc>
+          <w:tcPr>
+            <w:tcW w:type="dxa" w:w="1872"/>
+          </w:tcPr>
+          <w:p>
+            <w:r>
+              <w:t>59.5%</w:t>
+            </w:r>
+          </w:p>
+        </w:tc>
+        <w:tc>
+          <w:tcPr>
+            <w:tcW w:type="dxa" w:w="1872"/>
+          </w:tcPr>
+          <w:p>
+            <w:r>
+              <w:t>High</w:t>
+            </w:r>
+          </w:p>
+        </w:tc>
+        <w:tc>
+          <w:tcPr>
+            <w:tcW w:type="dxa" w:w="1872"/>
+          </w:tcPr>
+          <w:p>
+            <w:r>
+              <w:t>Portal</w:t>
+            </w:r>
+          </w:p>
+        </w:tc>
+      </w:tr>
+      <w:tr>
+        <w:tc>
+          <w:tcPr>
+            <w:tcW w:type="dxa" w:w="1872"/>
+          </w:tcPr>
+          <w:p>
+            <w:r/>
+            <w:r>
+              <w:rPr>
+                <w:b/>
+              </w:rPr>
+              <w:t>Nagoya University</w:t>
+            </w:r>
+            <w:r/>
+          </w:p>
+        </w:tc>
+        <w:tc>
+          <w:tcPr>
+            <w:tcW w:type="dxa" w:w="1872"/>
+          </w:tcPr>
+          <w:p>
+            <w:r>
+              <w:t>Graduate School of Informatics, Department of Computing and Software Systems</w:t>
+            </w:r>
+          </w:p>
+        </w:tc>
+        <w:tc>
+          <w:tcPr>
+            <w:tcW w:type="dxa" w:w="1872"/>
+          </w:tcPr>
+          <w:p>
+            <w:r>
+              <w:t>59.5%</w:t>
+            </w:r>
+          </w:p>
+        </w:tc>
+        <w:tc>
+          <w:tcPr>
+            <w:tcW w:type="dxa" w:w="1872"/>
+          </w:tcPr>
+          <w:p>
+            <w:r>
+              <w:t>High</w:t>
+            </w:r>
+          </w:p>
+        </w:tc>
+        <w:tc>
+          <w:tcPr>
+            <w:tcW w:type="dxa" w:w="1872"/>
+          </w:tcPr>
+          <w:p>
+            <w:r>
+              <w:t>Portal</w:t>
+            </w:r>
+          </w:p>
+        </w:tc>
+      </w:tr>
+    </w:tbl>
+    <w:p>
+      <w:pPr>
+        <w:spacing w:after="120"/>
+      </w:pPr>
+    </w:p>
     <w:p>
       <w:r>
         <w:t>---</w:t>
@@ -245,6 +772,624 @@
       <w:r>
         <w:t>4. Top Vetted PhD Supervisors &amp; Relevance</w:t>
       </w:r>
+    </w:p>
+    <w:tbl>
+      <w:tblPr>
+        <w:tblStyle w:val="TableGrid"/>
+        <w:tblW w:type="auto" w:w="0"/>
+        <w:tblLook w:firstColumn="1" w:firstRow="1" w:lastColumn="0" w:lastRow="0" w:noHBand="0" w:noVBand="1" w:val="04A0"/>
+      </w:tblPr>
+      <w:tblGrid>
+        <w:gridCol w:w="1560"/>
+        <w:gridCol w:w="1560"/>
+        <w:gridCol w:w="1560"/>
+        <w:gridCol w:w="1560"/>
+        <w:gridCol w:w="1560"/>
+        <w:gridCol w:w="1560"/>
+      </w:tblGrid>
+      <w:tr>
+        <w:tc>
+          <w:tcPr>
+            <w:tcW w:type="dxa" w:w="1560"/>
+          </w:tcPr>
+          <w:p>
+            <w:r>
+              <w:t>Professor</w:t>
+            </w:r>
+          </w:p>
+        </w:tc>
+        <w:tc>
+          <w:tcPr>
+            <w:tcW w:type="dxa" w:w="1560"/>
+          </w:tcPr>
+          <w:p>
+            <w:r>
+              <w:t>University</w:t>
+            </w:r>
+          </w:p>
+        </w:tc>
+        <w:tc>
+          <w:tcPr>
+            <w:tcW w:type="dxa" w:w="1560"/>
+          </w:tcPr>
+          <w:p>
+            <w:r>
+              <w:t>Priority Tier</w:t>
+            </w:r>
+          </w:p>
+        </w:tc>
+        <w:tc>
+          <w:tcPr>
+            <w:tcW w:type="dxa" w:w="1560"/>
+          </w:tcPr>
+          <w:p>
+            <w:r>
+              <w:t>Research Fit</w:t>
+            </w:r>
+          </w:p>
+        </w:tc>
+        <w:tc>
+          <w:tcPr>
+            <w:tcW w:type="dxa" w:w="1560"/>
+          </w:tcPr>
+          <w:p>
+            <w:r>
+              <w:t>Recruitment Status</w:t>
+            </w:r>
+          </w:p>
+        </w:tc>
+        <w:tc>
+          <w:tcPr>
+            <w:tcW w:type="dxa" w:w="1560"/>
+          </w:tcPr>
+          <w:p>
+            <w:r>
+              <w:t>Profile Link</w:t>
+            </w:r>
+          </w:p>
+        </w:tc>
+      </w:tr>
+      <w:tr>
+        <w:tc>
+          <w:tcPr>
+            <w:tcW w:type="dxa" w:w="1560"/>
+          </w:tcPr>
+          <w:p>
+            <w:r/>
+            <w:r>
+              <w:rPr>
+                <w:b/>
+              </w:rPr>
+              <w:t>Prof. Hiroshi Esaki</w:t>
+            </w:r>
+            <w:r/>
+          </w:p>
+        </w:tc>
+        <w:tc>
+          <w:tcPr>
+            <w:tcW w:type="dxa" w:w="1560"/>
+          </w:tcPr>
+          <w:p>
+            <w:r>
+              <w:t>The University of Tokyo</w:t>
+            </w:r>
+          </w:p>
+        </w:tc>
+        <w:tc>
+          <w:tcPr>
+            <w:tcW w:type="dxa" w:w="1560"/>
+          </w:tcPr>
+          <w:p>
+            <w:r>
+              <w:t>Tier 1</w:t>
+            </w:r>
+          </w:p>
+        </w:tc>
+        <w:tc>
+          <w:tcPr>
+            <w:tcW w:type="dxa" w:w="1560"/>
+          </w:tcPr>
+          <w:p>
+            <w:r>
+              <w:t>100.0%</w:t>
+            </w:r>
+          </w:p>
+        </w:tc>
+        <w:tc>
+          <w:tcPr>
+            <w:tcW w:type="dxa" w:w="1560"/>
+          </w:tcPr>
+          <w:p>
+            <w:r>
+              <w:t>CONFIRMED_ACTIVE</w:t>
+            </w:r>
+          </w:p>
+        </w:tc>
+        <w:tc>
+          <w:tcPr>
+            <w:tcW w:type="dxa" w:w="1560"/>
+          </w:tcPr>
+          <w:p>
+            <w:r>
+              <w:t>Dossier</w:t>
+            </w:r>
+          </w:p>
+        </w:tc>
+      </w:tr>
+      <w:tr>
+        <w:tc>
+          <w:tcPr>
+            <w:tcW w:type="dxa" w:w="1560"/>
+          </w:tcPr>
+          <w:p>
+            <w:r/>
+            <w:r>
+              <w:rPr>
+                <w:b/>
+              </w:rPr>
+              <w:t>Prof. Hiroki Matsutani</w:t>
+            </w:r>
+            <w:r/>
+          </w:p>
+        </w:tc>
+        <w:tc>
+          <w:tcPr>
+            <w:tcW w:type="dxa" w:w="1560"/>
+          </w:tcPr>
+          <w:p>
+            <w:r>
+              <w:t>Keio University</w:t>
+            </w:r>
+          </w:p>
+        </w:tc>
+        <w:tc>
+          <w:tcPr>
+            <w:tcW w:type="dxa" w:w="1560"/>
+          </w:tcPr>
+          <w:p>
+            <w:r>
+              <w:t>Tier 1</w:t>
+            </w:r>
+          </w:p>
+        </w:tc>
+        <w:tc>
+          <w:tcPr>
+            <w:tcW w:type="dxa" w:w="1560"/>
+          </w:tcPr>
+          <w:p>
+            <w:r>
+              <w:t>95.1%</w:t>
+            </w:r>
+          </w:p>
+        </w:tc>
+        <w:tc>
+          <w:tcPr>
+            <w:tcW w:type="dxa" w:w="1560"/>
+          </w:tcPr>
+          <w:p>
+            <w:r>
+              <w:t>CONFIRMED_ACTIVE</w:t>
+            </w:r>
+          </w:p>
+        </w:tc>
+        <w:tc>
+          <w:tcPr>
+            <w:tcW w:type="dxa" w:w="1560"/>
+          </w:tcPr>
+          <w:p>
+            <w:r>
+              <w:t>Dossier</w:t>
+            </w:r>
+          </w:p>
+        </w:tc>
+      </w:tr>
+      <w:tr>
+        <w:tc>
+          <w:tcPr>
+            <w:tcW w:type="dxa" w:w="1560"/>
+          </w:tcPr>
+          <w:p>
+            <w:r/>
+            <w:r>
+              <w:rPr>
+                <w:b/>
+              </w:rPr>
+              <w:t>Prof. Koji Yatani</w:t>
+            </w:r>
+            <w:r/>
+          </w:p>
+        </w:tc>
+        <w:tc>
+          <w:tcPr>
+            <w:tcW w:type="dxa" w:w="1560"/>
+          </w:tcPr>
+          <w:p>
+            <w:r>
+              <w:t>The University of Tokyo</w:t>
+            </w:r>
+          </w:p>
+        </w:tc>
+        <w:tc>
+          <w:tcPr>
+            <w:tcW w:type="dxa" w:w="1560"/>
+          </w:tcPr>
+          <w:p>
+            <w:r>
+              <w:t>Tier 1</w:t>
+            </w:r>
+          </w:p>
+        </w:tc>
+        <w:tc>
+          <w:tcPr>
+            <w:tcW w:type="dxa" w:w="1560"/>
+          </w:tcPr>
+          <w:p>
+            <w:r>
+              <w:t>88.8%</w:t>
+            </w:r>
+          </w:p>
+        </w:tc>
+        <w:tc>
+          <w:tcPr>
+            <w:tcW w:type="dxa" w:w="1560"/>
+          </w:tcPr>
+          <w:p>
+            <w:r>
+              <w:t>CONFIRMED_ACTIVE</w:t>
+            </w:r>
+          </w:p>
+        </w:tc>
+        <w:tc>
+          <w:tcPr>
+            <w:tcW w:type="dxa" w:w="1560"/>
+          </w:tcPr>
+          <w:p>
+            <w:r>
+              <w:t>Dossier</w:t>
+            </w:r>
+          </w:p>
+        </w:tc>
+      </w:tr>
+      <w:tr>
+        <w:tc>
+          <w:tcPr>
+            <w:tcW w:type="dxa" w:w="1560"/>
+          </w:tcPr>
+          <w:p>
+            <w:r/>
+            <w:r>
+              <w:rPr>
+                <w:b/>
+              </w:rPr>
+              <w:t>Prof. Kenjiro Cho</w:t>
+            </w:r>
+            <w:r/>
+          </w:p>
+        </w:tc>
+        <w:tc>
+          <w:tcPr>
+            <w:tcW w:type="dxa" w:w="1560"/>
+          </w:tcPr>
+          <w:p>
+            <w:r>
+              <w:t>The University of Tokyo / IIJ Research Lab</w:t>
+            </w:r>
+          </w:p>
+        </w:tc>
+        <w:tc>
+          <w:tcPr>
+            <w:tcW w:type="dxa" w:w="1560"/>
+          </w:tcPr>
+          <w:p>
+            <w:r>
+              <w:t>Tier 1</w:t>
+            </w:r>
+          </w:p>
+        </w:tc>
+        <w:tc>
+          <w:tcPr>
+            <w:tcW w:type="dxa" w:w="1560"/>
+          </w:tcPr>
+          <w:p>
+            <w:r>
+              <w:t>82.5%</w:t>
+            </w:r>
+          </w:p>
+        </w:tc>
+        <w:tc>
+          <w:tcPr>
+            <w:tcW w:type="dxa" w:w="1560"/>
+          </w:tcPr>
+          <w:p>
+            <w:r>
+              <w:t>CONFIRMED_ACTIVE</w:t>
+            </w:r>
+          </w:p>
+        </w:tc>
+        <w:tc>
+          <w:tcPr>
+            <w:tcW w:type="dxa" w:w="1560"/>
+          </w:tcPr>
+          <w:p>
+            <w:r>
+              <w:t>Dossier</w:t>
+            </w:r>
+          </w:p>
+        </w:tc>
+      </w:tr>
+      <w:tr>
+        <w:tc>
+          <w:tcPr>
+            <w:tcW w:type="dxa" w:w="1560"/>
+          </w:tcPr>
+          <w:p>
+            <w:r/>
+            <w:r>
+              <w:rPr>
+                <w:b/>
+              </w:rPr>
+              <w:t>Prof. Toyotaro Suzumura</w:t>
+            </w:r>
+            <w:r/>
+          </w:p>
+        </w:tc>
+        <w:tc>
+          <w:tcPr>
+            <w:tcW w:type="dxa" w:w="1560"/>
+          </w:tcPr>
+          <w:p>
+            <w:r>
+              <w:t>The University of Tokyo</w:t>
+            </w:r>
+          </w:p>
+        </w:tc>
+        <w:tc>
+          <w:tcPr>
+            <w:tcW w:type="dxa" w:w="1560"/>
+          </w:tcPr>
+          <w:p>
+            <w:r>
+              <w:t>Tier 1</w:t>
+            </w:r>
+          </w:p>
+        </w:tc>
+        <w:tc>
+          <w:tcPr>
+            <w:tcW w:type="dxa" w:w="1560"/>
+          </w:tcPr>
+          <w:p>
+            <w:r>
+              <w:t>77.0%</w:t>
+            </w:r>
+          </w:p>
+        </w:tc>
+        <w:tc>
+          <w:tcPr>
+            <w:tcW w:type="dxa" w:w="1560"/>
+          </w:tcPr>
+          <w:p>
+            <w:r>
+              <w:t>STRONG_EVIDENCE</w:t>
+            </w:r>
+          </w:p>
+        </w:tc>
+        <w:tc>
+          <w:tcPr>
+            <w:tcW w:type="dxa" w:w="1560"/>
+          </w:tcPr>
+          <w:p>
+            <w:r>
+              <w:t>Dossier</w:t>
+            </w:r>
+          </w:p>
+        </w:tc>
+      </w:tr>
+      <w:tr>
+        <w:tc>
+          <w:tcPr>
+            <w:tcW w:type="dxa" w:w="1560"/>
+          </w:tcPr>
+          <w:p>
+            <w:r/>
+            <w:r>
+              <w:rPr>
+                <w:b/>
+              </w:rPr>
+              <w:t>Prof. Hideyuki Kawashima</w:t>
+            </w:r>
+            <w:r/>
+          </w:p>
+        </w:tc>
+        <w:tc>
+          <w:tcPr>
+            <w:tcW w:type="dxa" w:w="1560"/>
+          </w:tcPr>
+          <w:p>
+            <w:r>
+              <w:t>Keio University</w:t>
+            </w:r>
+          </w:p>
+        </w:tc>
+        <w:tc>
+          <w:tcPr>
+            <w:tcW w:type="dxa" w:w="1560"/>
+          </w:tcPr>
+          <w:p>
+            <w:r>
+              <w:t>Tier 1</w:t>
+            </w:r>
+          </w:p>
+        </w:tc>
+        <w:tc>
+          <w:tcPr>
+            <w:tcW w:type="dxa" w:w="1560"/>
+          </w:tcPr>
+          <w:p>
+            <w:r>
+              <w:t>68.2%</w:t>
+            </w:r>
+          </w:p>
+        </w:tc>
+        <w:tc>
+          <w:tcPr>
+            <w:tcW w:type="dxa" w:w="1560"/>
+          </w:tcPr>
+          <w:p>
+            <w:r>
+              <w:t>STRONG_EVIDENCE</w:t>
+            </w:r>
+          </w:p>
+        </w:tc>
+        <w:tc>
+          <w:tcPr>
+            <w:tcW w:type="dxa" w:w="1560"/>
+          </w:tcPr>
+          <w:p>
+            <w:r>
+              <w:t>Dossier</w:t>
+            </w:r>
+          </w:p>
+        </w:tc>
+      </w:tr>
+      <w:tr>
+        <w:tc>
+          <w:tcPr>
+            <w:tcW w:type="dxa" w:w="1560"/>
+          </w:tcPr>
+          <w:p>
+            <w:r/>
+            <w:r>
+              <w:rPr>
+                <w:b/>
+              </w:rPr>
+              <w:t>Prof. Masaki Aida</w:t>
+            </w:r>
+            <w:r/>
+          </w:p>
+        </w:tc>
+        <w:tc>
+          <w:tcPr>
+            <w:tcW w:type="dxa" w:w="1560"/>
+          </w:tcPr>
+          <w:p>
+            <w:r>
+              <w:t>Tokyo Metropolitan University / Keio University</w:t>
+            </w:r>
+          </w:p>
+        </w:tc>
+        <w:tc>
+          <w:tcPr>
+            <w:tcW w:type="dxa" w:w="1560"/>
+          </w:tcPr>
+          <w:p>
+            <w:r>
+              <w:t>Tier 2</w:t>
+            </w:r>
+          </w:p>
+        </w:tc>
+        <w:tc>
+          <w:tcPr>
+            <w:tcW w:type="dxa" w:w="1560"/>
+          </w:tcPr>
+          <w:p>
+            <w:r>
+              <w:t>73.2%</w:t>
+            </w:r>
+          </w:p>
+        </w:tc>
+        <w:tc>
+          <w:tcPr>
+            <w:tcW w:type="dxa" w:w="1560"/>
+          </w:tcPr>
+          <w:p>
+            <w:r>
+              <w:t>STRONG_EVIDENCE</w:t>
+            </w:r>
+          </w:p>
+        </w:tc>
+        <w:tc>
+          <w:tcPr>
+            <w:tcW w:type="dxa" w:w="1560"/>
+          </w:tcPr>
+          <w:p>
+            <w:r>
+              <w:t>Dossier</w:t>
+            </w:r>
+          </w:p>
+        </w:tc>
+      </w:tr>
+      <w:tr>
+        <w:tc>
+          <w:tcPr>
+            <w:tcW w:type="dxa" w:w="1560"/>
+          </w:tcPr>
+          <w:p>
+            <w:r/>
+            <w:r>
+              <w:rPr>
+                <w:b/>
+              </w:rPr>
+              <w:t>Prof. Fumio Teraoka</w:t>
+            </w:r>
+            <w:r/>
+          </w:p>
+        </w:tc>
+        <w:tc>
+          <w:tcPr>
+            <w:tcW w:type="dxa" w:w="1560"/>
+          </w:tcPr>
+          <w:p>
+            <w:r>
+              <w:t>Keio University</w:t>
+            </w:r>
+          </w:p>
+        </w:tc>
+        <w:tc>
+          <w:tcPr>
+            <w:tcW w:type="dxa" w:w="1560"/>
+          </w:tcPr>
+          <w:p>
+            <w:r>
+              <w:t>Tier 2</w:t>
+            </w:r>
+          </w:p>
+        </w:tc>
+        <w:tc>
+          <w:tcPr>
+            <w:tcW w:type="dxa" w:w="1560"/>
+          </w:tcPr>
+          <w:p>
+            <w:r>
+              <w:t>68.0%</w:t>
+            </w:r>
+          </w:p>
+        </w:tc>
+        <w:tc>
+          <w:tcPr>
+            <w:tcW w:type="dxa" w:w="1560"/>
+          </w:tcPr>
+          <w:p>
+            <w:r>
+              <w:t>POSSIBLE</w:t>
+            </w:r>
+          </w:p>
+        </w:tc>
+        <w:tc>
+          <w:tcPr>
+            <w:tcW w:type="dxa" w:w="1560"/>
+          </w:tcPr>
+          <w:p>
+            <w:r>
+              <w:t>Dossier</w:t>
+            </w:r>
+          </w:p>
+        </w:tc>
+      </w:tr>
+    </w:tbl>
+    <w:p>
+      <w:pPr>
+        <w:spacing w:after="120"/>
+      </w:pPr>
     </w:p>
     <w:p>
       <w:r>
@@ -890,7 +2035,7 @@
     </w:p>
     <w:p>
       <w:r>
-        <w:t>*Report compiled automatically by the Global Country-Based PhD Funding and Supervisor Intelligence Engine on 2026-09-17.*</w:t>
+        <w:t>*Report compiled automatically by the Global Country-Based PhD Funding and Supervisor Intelligence Engine on 2026-09-18.*</w:t>
       </w:r>
     </w:p>
     <w:sectPr>

--- a/reports/supervisors/japan/country_profile.docx
+++ b/reports/supervisors/japan/country_profile.docx
@@ -24,7 +24,7 @@
           <w:color w:val="64748B"/>
           <w:sz w:val="20"/>
         </w:rPr>
-        <w:t>Academic Research Intelligence • Generated: September 18, 2026</w:t>
+        <w:t>Academic Research Intelligence • Generated: September 19, 2026</w:t>
       </w:r>
     </w:p>
     <w:p>
@@ -65,7 +65,7 @@
         <w:t>Execution Date:</w:t>
       </w:r>
       <w:r>
-        <w:t xml:space="preserve"> 2026-09-18</w:t>
+        <w:t xml:space="preserve"> 2026-09-19</w:t>
       </w:r>
     </w:p>
     <w:p>
@@ -2035,7 +2035,7 @@
     </w:p>
     <w:p>
       <w:r>
-        <w:t>*Report compiled automatically by the Global Country-Based PhD Funding and Supervisor Intelligence Engine on 2026-09-18.*</w:t>
+        <w:t>*Report compiled automatically by the Global Country-Based PhD Funding and Supervisor Intelligence Engine on 2026-09-19.*</w:t>
       </w:r>
     </w:p>
     <w:sectPr>

--- a/reports/supervisors/japan/country_profile.docx
+++ b/reports/supervisors/japan/country_profile.docx
@@ -24,7 +24,7 @@
           <w:color w:val="64748B"/>
           <w:sz w:val="20"/>
         </w:rPr>
-        <w:t>Academic Research Intelligence • Generated: September 19, 2026</w:t>
+        <w:t>Academic Research Intelligence • Generated: September 20, 2026</w:t>
       </w:r>
     </w:p>
     <w:p>
@@ -65,7 +65,7 @@
         <w:t>Execution Date:</w:t>
       </w:r>
       <w:r>
-        <w:t xml:space="preserve"> 2026-09-19</w:t>
+        <w:t xml:space="preserve"> 2026-09-20</w:t>
       </w:r>
     </w:p>
     <w:p>
@@ -2035,7 +2035,7 @@
     </w:p>
     <w:p>
       <w:r>
-        <w:t>*Report compiled automatically by the Global Country-Based PhD Funding and Supervisor Intelligence Engine on 2026-09-19.*</w:t>
+        <w:t>*Report compiled automatically by the Global Country-Based PhD Funding and Supervisor Intelligence Engine on 2026-09-20.*</w:t>
       </w:r>
     </w:p>
     <w:sectPr>

--- a/reports/supervisors/japan/country_profile.docx
+++ b/reports/supervisors/japan/country_profile.docx
@@ -24,7 +24,7 @@
           <w:color w:val="64748B"/>
           <w:sz w:val="20"/>
         </w:rPr>
-        <w:t>Academic Research Intelligence • Generated: September 20, 2026</w:t>
+        <w:t>Academic Research Intelligence • Generated: September 21, 2026</w:t>
       </w:r>
     </w:p>
     <w:p>
@@ -65,7 +65,7 @@
         <w:t>Execution Date:</w:t>
       </w:r>
       <w:r>
-        <w:t xml:space="preserve"> 2026-09-20</w:t>
+        <w:t xml:space="preserve"> 2026-09-21</w:t>
       </w:r>
     </w:p>
     <w:p>
@@ -2035,7 +2035,7 @@
     </w:p>
     <w:p>
       <w:r>
-        <w:t>*Report compiled automatically by the Global Country-Based PhD Funding and Supervisor Intelligence Engine on 2026-09-20.*</w:t>
+        <w:t>*Report compiled automatically by the Global Country-Based PhD Funding and Supervisor Intelligence Engine on 2026-09-21.*</w:t>
       </w:r>
     </w:p>
     <w:sectPr>

--- a/reports/supervisors/japan/country_profile.docx
+++ b/reports/supervisors/japan/country_profile.docx
@@ -24,7 +24,7 @@
           <w:color w:val="64748B"/>
           <w:sz w:val="20"/>
         </w:rPr>
-        <w:t>Academic Research Intelligence • Generated: September 21, 2026</w:t>
+        <w:t>Academic Research Intelligence • Generated: September 22, 2026</w:t>
       </w:r>
     </w:p>
     <w:p>
@@ -65,7 +65,7 @@
         <w:t>Execution Date:</w:t>
       </w:r>
       <w:r>
-        <w:t xml:space="preserve"> 2026-09-21</w:t>
+        <w:t xml:space="preserve"> 2026-09-22</w:t>
       </w:r>
     </w:p>
     <w:p>
@@ -2035,7 +2035,7 @@
     </w:p>
     <w:p>
       <w:r>
-        <w:t>*Report compiled automatically by the Global Country-Based PhD Funding and Supervisor Intelligence Engine on 2026-09-21.*</w:t>
+        <w:t>*Report compiled automatically by the Global Country-Based PhD Funding and Supervisor Intelligence Engine on 2026-09-22.*</w:t>
       </w:r>
     </w:p>
     <w:sectPr>

--- a/reports/supervisors/japan/country_profile.docx
+++ b/reports/supervisors/japan/country_profile.docx
@@ -24,7 +24,7 @@
           <w:color w:val="64748B"/>
           <w:sz w:val="20"/>
         </w:rPr>
-        <w:t>Academic Research Intelligence • Generated: September 22, 2026</w:t>
+        <w:t>Academic Research Intelligence • Generated: September 23, 2026</w:t>
       </w:r>
     </w:p>
     <w:p>
@@ -65,7 +65,7 @@
         <w:t>Execution Date:</w:t>
       </w:r>
       <w:r>
-        <w:t xml:space="preserve"> 2026-09-22</w:t>
+        <w:t xml:space="preserve"> 2026-09-23</w:t>
       </w:r>
     </w:p>
     <w:p>
@@ -2035,7 +2035,7 @@
     </w:p>
     <w:p>
       <w:r>
-        <w:t>*Report compiled automatically by the Global Country-Based PhD Funding and Supervisor Intelligence Engine on 2026-09-22.*</w:t>
+        <w:t>*Report compiled automatically by the Global Country-Based PhD Funding and Supervisor Intelligence Engine on 2026-09-23.*</w:t>
       </w:r>
     </w:p>
     <w:sectPr>

--- a/reports/supervisors/japan/country_profile.docx
+++ b/reports/supervisors/japan/country_profile.docx
@@ -24,7 +24,7 @@
           <w:color w:val="64748B"/>
           <w:sz w:val="20"/>
         </w:rPr>
-        <w:t>Academic Research Intelligence • Generated: September 23, 2026</w:t>
+        <w:t>Academic Research Intelligence • Generated: September 24, 2026</w:t>
       </w:r>
     </w:p>
     <w:p>
@@ -65,7 +65,7 @@
         <w:t>Execution Date:</w:t>
       </w:r>
       <w:r>
-        <w:t xml:space="preserve"> 2026-09-23</w:t>
+        <w:t xml:space="preserve"> 2026-09-24</w:t>
       </w:r>
     </w:p>
     <w:p>
@@ -2035,7 +2035,7 @@
     </w:p>
     <w:p>
       <w:r>
-        <w:t>*Report compiled automatically by the Global Country-Based PhD Funding and Supervisor Intelligence Engine on 2026-09-23.*</w:t>
+        <w:t>*Report compiled automatically by the Global Country-Based PhD Funding and Supervisor Intelligence Engine on 2026-09-24.*</w:t>
       </w:r>
     </w:p>
     <w:sectPr>

--- a/reports/supervisors/japan/country_profile.docx
+++ b/reports/supervisors/japan/country_profile.docx
@@ -24,7 +24,7 @@
           <w:color w:val="64748B"/>
           <w:sz w:val="20"/>
         </w:rPr>
-        <w:t>Academic Research Intelligence • Generated: September 24, 2026</w:t>
+        <w:t>Academic Research Intelligence • Generated: September 25, 2026</w:t>
       </w:r>
     </w:p>
     <w:p>
@@ -65,7 +65,7 @@
         <w:t>Execution Date:</w:t>
       </w:r>
       <w:r>
-        <w:t xml:space="preserve"> 2026-09-24</w:t>
+        <w:t xml:space="preserve"> 2026-09-25</w:t>
       </w:r>
     </w:p>
     <w:p>
@@ -2035,7 +2035,7 @@
     </w:p>
     <w:p>
       <w:r>
-        <w:t>*Report compiled automatically by the Global Country-Based PhD Funding and Supervisor Intelligence Engine on 2026-09-24.*</w:t>
+        <w:t>*Report compiled automatically by the Global Country-Based PhD Funding and Supervisor Intelligence Engine on 2026-09-25.*</w:t>
       </w:r>
     </w:p>
     <w:sectPr>

--- a/reports/supervisors/japan/country_profile.docx
+++ b/reports/supervisors/japan/country_profile.docx
@@ -24,7 +24,7 @@
           <w:color w:val="64748B"/>
           <w:sz w:val="20"/>
         </w:rPr>
-        <w:t>Academic Research Intelligence • Generated: September 25, 2026</w:t>
+        <w:t>Academic Research Intelligence • Generated: September 26, 2026</w:t>
       </w:r>
     </w:p>
     <w:p>
@@ -65,7 +65,7 @@
         <w:t>Execution Date:</w:t>
       </w:r>
       <w:r>
-        <w:t xml:space="preserve"> 2026-09-25</w:t>
+        <w:t xml:space="preserve"> 2026-09-26</w:t>
       </w:r>
     </w:p>
     <w:p>
@@ -1159,7 +1159,7 @@
           </w:tcPr>
           <w:p>
             <w:r>
-              <w:t>77.0%</w:t>
+              <w:t>68.2%</w:t>
             </w:r>
           </w:p>
         </w:tc>
@@ -1293,7 +1293,7 @@
           </w:tcPr>
           <w:p>
             <w:r>
-              <w:t>73.2%</w:t>
+              <w:t>79.2%</w:t>
             </w:r>
           </w:p>
         </w:tc>
@@ -1360,7 +1360,7 @@
           </w:tcPr>
           <w:p>
             <w:r>
-              <w:t>68.0%</w:t>
+              <w:t>53.0%</w:t>
             </w:r>
           </w:p>
         </w:tc>
@@ -2035,7 +2035,7 @@
     </w:p>
     <w:p>
       <w:r>
-        <w:t>*Report compiled automatically by the Global Country-Based PhD Funding and Supervisor Intelligence Engine on 2026-09-25.*</w:t>
+        <w:t>*Report compiled automatically by the Global Country-Based PhD Funding and Supervisor Intelligence Engine on 2026-09-26.*</w:t>
       </w:r>
     </w:p>
     <w:sectPr>

--- a/reports/supervisors/japan/country_profile.docx
+++ b/reports/supervisors/japan/country_profile.docx
@@ -24,7 +24,7 @@
           <w:color w:val="64748B"/>
           <w:sz w:val="20"/>
         </w:rPr>
-        <w:t>Academic Research Intelligence • Generated: September 26, 2026</w:t>
+        <w:t>Academic Research Intelligence • Generated: September 28, 2026</w:t>
       </w:r>
     </w:p>
     <w:p>
@@ -65,7 +65,7 @@
         <w:t>Execution Date:</w:t>
       </w:r>
       <w:r>
-        <w:t xml:space="preserve"> 2026-09-26</w:t>
+        <w:t xml:space="preserve"> 2026-09-28</w:t>
       </w:r>
     </w:p>
     <w:p>
@@ -2035,7 +2035,7 @@
     </w:p>
     <w:p>
       <w:r>
-        <w:t>*Report compiled automatically by the Global Country-Based PhD Funding and Supervisor Intelligence Engine on 2026-09-26.*</w:t>
+        <w:t>*Report compiled automatically by the Global Country-Based PhD Funding and Supervisor Intelligence Engine on 2026-09-28.*</w:t>
       </w:r>
     </w:p>
     <w:sectPr>

--- a/reports/supervisors/japan/country_profile.docx
+++ b/reports/supervisors/japan/country_profile.docx
@@ -24,7 +24,7 @@
           <w:color w:val="64748B"/>
           <w:sz w:val="20"/>
         </w:rPr>
-        <w:t>Academic Research Intelligence • Generated: September 28, 2026</w:t>
+        <w:t>Academic Research Intelligence • Generated: September 29, 2026</w:t>
       </w:r>
     </w:p>
     <w:p>
@@ -65,7 +65,7 @@
         <w:t>Execution Date:</w:t>
       </w:r>
       <w:r>
-        <w:t xml:space="preserve"> 2026-09-28</w:t>
+        <w:t xml:space="preserve"> 2026-09-29</w:t>
       </w:r>
     </w:p>
     <w:p>
@@ -2035,7 +2035,7 @@
     </w:p>
     <w:p>
       <w:r>
-        <w:t>*Report compiled automatically by the Global Country-Based PhD Funding and Supervisor Intelligence Engine on 2026-09-28.*</w:t>
+        <w:t>*Report compiled automatically by the Global Country-Based PhD Funding and Supervisor Intelligence Engine on 2026-09-29.*</w:t>
       </w:r>
     </w:p>
     <w:sectPr>

--- a/reports/supervisors/japan/country_profile.docx
+++ b/reports/supervisors/japan/country_profile.docx
@@ -24,7 +24,7 @@
           <w:color w:val="64748B"/>
           <w:sz w:val="20"/>
         </w:rPr>
-        <w:t>Academic Research Intelligence • Generated: September 29, 2026</w:t>
+        <w:t>Academic Research Intelligence • Generated: September 30, 2026</w:t>
       </w:r>
     </w:p>
     <w:p>
@@ -65,7 +65,7 @@
         <w:t>Execution Date:</w:t>
       </w:r>
       <w:r>
-        <w:t xml:space="preserve"> 2026-09-29</w:t>
+        <w:t xml:space="preserve"> 2026-09-30</w:t>
       </w:r>
     </w:p>
     <w:p>
@@ -2035,7 +2035,7 @@
     </w:p>
     <w:p>
       <w:r>
-        <w:t>*Report compiled automatically by the Global Country-Based PhD Funding and Supervisor Intelligence Engine on 2026-09-29.*</w:t>
+        <w:t>*Report compiled automatically by the Global Country-Based PhD Funding and Supervisor Intelligence Engine on 2026-09-30.*</w:t>
       </w:r>
     </w:p>
     <w:sectPr>

--- a/reports/supervisors/japan/country_profile.docx
+++ b/reports/supervisors/japan/country_profile.docx
@@ -24,7 +24,7 @@
           <w:color w:val="64748B"/>
           <w:sz w:val="20"/>
         </w:rPr>
-        <w:t>Academic Research Intelligence • Generated: September 30, 2026</w:t>
+        <w:t>Academic Research Intelligence • Generated: October 01, 2026</w:t>
       </w:r>
     </w:p>
     <w:p>
@@ -65,7 +65,7 @@
         <w:t>Execution Date:</w:t>
       </w:r>
       <w:r>
-        <w:t xml:space="preserve"> 2026-09-30</w:t>
+        <w:t xml:space="preserve"> 2026-10-01</w:t>
       </w:r>
     </w:p>
     <w:p>
@@ -2035,7 +2035,7 @@
     </w:p>
     <w:p>
       <w:r>
-        <w:t>*Report compiled automatically by the Global Country-Based PhD Funding and Supervisor Intelligence Engine on 2026-09-30.*</w:t>
+        <w:t>*Report compiled automatically by the Global Country-Based PhD Funding and Supervisor Intelligence Engine on 2026-10-01.*</w:t>
       </w:r>
     </w:p>
     <w:sectPr>

--- a/reports/supervisors/japan/country_profile.docx
+++ b/reports/supervisors/japan/country_profile.docx
@@ -24,7 +24,7 @@
           <w:color w:val="64748B"/>
           <w:sz w:val="20"/>
         </w:rPr>
-        <w:t>Academic Research Intelligence • Generated: October 01, 2026</w:t>
+        <w:t>Academic Research Intelligence • Generated: October 02, 2026</w:t>
       </w:r>
     </w:p>
     <w:p>
@@ -65,7 +65,7 @@
         <w:t>Execution Date:</w:t>
       </w:r>
       <w:r>
-        <w:t xml:space="preserve"> 2026-10-01</w:t>
+        <w:t xml:space="preserve"> 2026-10-02</w:t>
       </w:r>
     </w:p>
     <w:p>
@@ -2035,7 +2035,7 @@
     </w:p>
     <w:p>
       <w:r>
-        <w:t>*Report compiled automatically by the Global Country-Based PhD Funding and Supervisor Intelligence Engine on 2026-10-01.*</w:t>
+        <w:t>*Report compiled automatically by the Global Country-Based PhD Funding and Supervisor Intelligence Engine on 2026-10-02.*</w:t>
       </w:r>
     </w:p>
     <w:sectPr>

--- a/reports/supervisors/japan/country_profile.docx
+++ b/reports/supervisors/japan/country_profile.docx
@@ -24,7 +24,7 @@
           <w:color w:val="64748B"/>
           <w:sz w:val="20"/>
         </w:rPr>
-        <w:t>Academic Research Intelligence • Generated: October 02, 2026</w:t>
+        <w:t>Academic Research Intelligence • Generated: October 03, 2026</w:t>
       </w:r>
     </w:p>
     <w:p>
@@ -65,7 +65,7 @@
         <w:t>Execution Date:</w:t>
       </w:r>
       <w:r>
-        <w:t xml:space="preserve"> 2026-10-02</w:t>
+        <w:t xml:space="preserve"> 2026-10-03</w:t>
       </w:r>
     </w:p>
     <w:p>
@@ -2035,7 +2035,7 @@
     </w:p>
     <w:p>
       <w:r>
-        <w:t>*Report compiled automatically by the Global Country-Based PhD Funding and Supervisor Intelligence Engine on 2026-10-02.*</w:t>
+        <w:t>*Report compiled automatically by the Global Country-Based PhD Funding and Supervisor Intelligence Engine on 2026-10-03.*</w:t>
       </w:r>
     </w:p>
     <w:sectPr>

--- a/reports/supervisors/japan/country_profile.docx
+++ b/reports/supervisors/japan/country_profile.docx
@@ -24,7 +24,7 @@
           <w:color w:val="64748B"/>
           <w:sz w:val="20"/>
         </w:rPr>
-        <w:t>Academic Research Intelligence • Generated: October 03, 2026</w:t>
+        <w:t>Academic Research Intelligence • Generated: October 04, 2026</w:t>
       </w:r>
     </w:p>
     <w:p>
@@ -65,7 +65,7 @@
         <w:t>Execution Date:</w:t>
       </w:r>
       <w:r>
-        <w:t xml:space="preserve"> 2026-10-03</w:t>
+        <w:t xml:space="preserve"> 2026-10-04</w:t>
       </w:r>
     </w:p>
     <w:p>
@@ -2035,7 +2035,7 @@
     </w:p>
     <w:p>
       <w:r>
-        <w:t>*Report compiled automatically by the Global Country-Based PhD Funding and Supervisor Intelligence Engine on 2026-10-03.*</w:t>
+        <w:t>*Report compiled automatically by the Global Country-Based PhD Funding and Supervisor Intelligence Engine on 2026-10-04.*</w:t>
       </w:r>
     </w:p>
     <w:sectPr>

--- a/reports/supervisors/japan/country_profile.docx
+++ b/reports/supervisors/japan/country_profile.docx
@@ -24,7 +24,7 @@
           <w:color w:val="64748B"/>
           <w:sz w:val="20"/>
         </w:rPr>
-        <w:t>Academic Research Intelligence • Generated: October 04, 2026</w:t>
+        <w:t>Academic Research Intelligence • Generated: October 05, 2026</w:t>
       </w:r>
     </w:p>
     <w:p>
@@ -65,7 +65,7 @@
         <w:t>Execution Date:</w:t>
       </w:r>
       <w:r>
-        <w:t xml:space="preserve"> 2026-10-04</w:t>
+        <w:t xml:space="preserve"> 2026-10-05</w:t>
       </w:r>
     </w:p>
     <w:p>
@@ -2035,7 +2035,7 @@
     </w:p>
     <w:p>
       <w:r>
-        <w:t>*Report compiled automatically by the Global Country-Based PhD Funding and Supervisor Intelligence Engine on 2026-10-04.*</w:t>
+        <w:t>*Report compiled automatically by the Global Country-Based PhD Funding and Supervisor Intelligence Engine on 2026-10-05.*</w:t>
       </w:r>
     </w:p>
     <w:sectPr>

--- a/reports/supervisors/japan/country_profile.docx
+++ b/reports/supervisors/japan/country_profile.docx
@@ -24,7 +24,7 @@
           <w:color w:val="64748B"/>
           <w:sz w:val="20"/>
         </w:rPr>
-        <w:t>Academic Research Intelligence • Generated: October 05, 2026</w:t>
+        <w:t>Academic Research Intelligence • Generated: October 06, 2026</w:t>
       </w:r>
     </w:p>
     <w:p>
@@ -65,7 +65,7 @@
         <w:t>Execution Date:</w:t>
       </w:r>
       <w:r>
-        <w:t xml:space="preserve"> 2026-10-05</w:t>
+        <w:t xml:space="preserve"> 2026-10-06</w:t>
       </w:r>
     </w:p>
     <w:p>
@@ -2035,7 +2035,7 @@
     </w:p>
     <w:p>
       <w:r>
-        <w:t>*Report compiled automatically by the Global Country-Based PhD Funding and Supervisor Intelligence Engine on 2026-10-05.*</w:t>
+        <w:t>*Report compiled automatically by the Global Country-Based PhD Funding and Supervisor Intelligence Engine on 2026-10-06.*</w:t>
       </w:r>
     </w:p>
     <w:sectPr>

--- a/reports/supervisors/japan/country_profile.docx
+++ b/reports/supervisors/japan/country_profile.docx
@@ -24,7 +24,7 @@
           <w:color w:val="64748B"/>
           <w:sz w:val="20"/>
         </w:rPr>
-        <w:t>Academic Research Intelligence • Generated: October 06, 2026</w:t>
+        <w:t>Academic Research Intelligence • Generated: October 07, 2026</w:t>
       </w:r>
     </w:p>
     <w:p>
@@ -65,7 +65,7 @@
         <w:t>Execution Date:</w:t>
       </w:r>
       <w:r>
-        <w:t xml:space="preserve"> 2026-10-06</w:t>
+        <w:t xml:space="preserve"> 2026-10-07</w:t>
       </w:r>
     </w:p>
     <w:p>
@@ -2035,7 +2035,7 @@
     </w:p>
     <w:p>
       <w:r>
-        <w:t>*Report compiled automatically by the Global Country-Based PhD Funding and Supervisor Intelligence Engine on 2026-10-06.*</w:t>
+        <w:t>*Report compiled automatically by the Global Country-Based PhD Funding and Supervisor Intelligence Engine on 2026-10-07.*</w:t>
       </w:r>
     </w:p>
     <w:sectPr>
